--- a/New HSSE Management System 2026/06-Operations/01-DAN-PRC-HSE-000016HTSTRS__Jun_2026_REV01_Heat_Stress_Control.docx
+++ b/New HSSE Management System 2026/06-Operations/01-DAN-PRC-HSE-000016HTSTRS__Jun_2026_REV01_Heat_Stress_Control.docx
@@ -629,266 +629,6 @@
                 <w:szCs w:val="18"/>
               </w:rPr>
               <w:t xml:space="preserve">US Letter</w:t>
-            </w:r>
-          </w:p>
-        </w:tc>
-      </w:tr>
-    </w:tbl>
-    <w:p>
-      <w:pPr>
-        <w:spacing w:after="80" w:before="360"/>
-      </w:pPr>
-      <w:r>
-        <w:rPr>
-          <w:rFonts w:ascii="Tahoma" w:cs="Tahoma" w:eastAsia="Tahoma" w:hAnsi="Tahoma"/>
-          <w:b/>
-          <w:bCs/>
-          <w:color w:val="542A12"/>
-          <w:sz w:val="22"/>
-          <w:szCs w:val="22"/>
-        </w:rPr>
-        <w:t xml:space="preserve">Approval</w:t>
-      </w:r>
-    </w:p>
-    <w:tbl>
-      <w:tblPr>
-        <w:tblW w:type="dxa" w:w="9360"/>
-        <w:tblBorders>
-          <w:top w:val="single" w:color="auto" w:sz="4"/>
-          <w:left w:val="single" w:color="auto" w:sz="4"/>
-          <w:bottom w:val="single" w:color="auto" w:sz="4"/>
-          <w:right w:val="single" w:color="auto" w:sz="4"/>
-          <w:insideH w:val="single" w:color="auto" w:sz="4"/>
-          <w:insideV w:val="single" w:color="auto" w:sz="4"/>
-        </w:tblBorders>
-      </w:tblPr>
-      <w:tblGrid>
-        <w:gridCol w:w="3120"/>
-        <w:gridCol w:w="3120"/>
-        <w:gridCol w:w="3120"/>
-      </w:tblGrid>
-      <w:tr>
-        <w:tc>
-          <w:tcPr>
-            <w:tcW w:type="dxa" w:w="3120"/>
-            <w:tcBorders>
-              <w:top w:val="single" w:color="BFB3AA" w:sz="4"/>
-              <w:left w:val="single" w:color="BFB3AA" w:sz="4"/>
-              <w:bottom w:val="single" w:color="BFB3AA" w:sz="4"/>
-              <w:right w:val="single" w:color="BFB3AA" w:sz="4"/>
-            </w:tcBorders>
-            <w:shd w:fill="EFE7E1" w:color="auto" w:val="clear"/>
-            <w:tcMar>
-              <w:top w:type="dxa" w:w="60"/>
-              <w:left w:type="dxa" w:w="120"/>
-              <w:bottom w:type="dxa" w:w="60"/>
-              <w:right w:type="dxa" w:w="120"/>
-            </w:tcMar>
-            <w:vAlign w:val="center"/>
-          </w:tcPr>
-          <w:p>
-            <w:r>
-              <w:rPr>
-                <w:rFonts w:ascii="Tahoma" w:cs="Tahoma" w:eastAsia="Tahoma" w:hAnsi="Tahoma"/>
-                <w:b/>
-                <w:bCs/>
-                <w:color w:val="542A12"/>
-                <w:sz w:val="18"/>
-                <w:szCs w:val="18"/>
-              </w:rPr>
-              <w:t xml:space="preserve">Prepared By</w:t>
-            </w:r>
-          </w:p>
-        </w:tc>
-        <w:tc>
-          <w:tcPr>
-            <w:tcW w:type="dxa" w:w="3120"/>
-            <w:tcBorders>
-              <w:top w:val="single" w:color="BFB3AA" w:sz="4"/>
-              <w:left w:val="single" w:color="BFB3AA" w:sz="4"/>
-              <w:bottom w:val="single" w:color="BFB3AA" w:sz="4"/>
-              <w:right w:val="single" w:color="BFB3AA" w:sz="4"/>
-            </w:tcBorders>
-            <w:shd w:fill="EFE7E1" w:color="auto" w:val="clear"/>
-            <w:tcMar>
-              <w:top w:type="dxa" w:w="60"/>
-              <w:left w:type="dxa" w:w="120"/>
-              <w:bottom w:type="dxa" w:w="60"/>
-              <w:right w:type="dxa" w:w="120"/>
-            </w:tcMar>
-            <w:vAlign w:val="center"/>
-          </w:tcPr>
-          <w:p>
-            <w:r>
-              <w:rPr>
-                <w:rFonts w:ascii="Tahoma" w:cs="Tahoma" w:eastAsia="Tahoma" w:hAnsi="Tahoma"/>
-                <w:b/>
-                <w:bCs/>
-                <w:color w:val="542A12"/>
-                <w:sz w:val="18"/>
-                <w:szCs w:val="18"/>
-              </w:rPr>
-              <w:t xml:space="preserve">Reviewed By</w:t>
-            </w:r>
-          </w:p>
-        </w:tc>
-        <w:tc>
-          <w:tcPr>
-            <w:tcW w:type="dxa" w:w="3120"/>
-            <w:tcBorders>
-              <w:top w:val="single" w:color="BFB3AA" w:sz="4"/>
-              <w:left w:val="single" w:color="BFB3AA" w:sz="4"/>
-              <w:bottom w:val="single" w:color="BFB3AA" w:sz="4"/>
-              <w:right w:val="single" w:color="BFB3AA" w:sz="4"/>
-            </w:tcBorders>
-            <w:shd w:fill="EFE7E1" w:color="auto" w:val="clear"/>
-            <w:tcMar>
-              <w:top w:type="dxa" w:w="60"/>
-              <w:left w:type="dxa" w:w="120"/>
-              <w:bottom w:type="dxa" w:w="60"/>
-              <w:right w:type="dxa" w:w="120"/>
-            </w:tcMar>
-            <w:vAlign w:val="center"/>
-          </w:tcPr>
-          <w:p>
-            <w:r>
-              <w:rPr>
-                <w:rFonts w:ascii="Tahoma" w:cs="Tahoma" w:eastAsia="Tahoma" w:hAnsi="Tahoma"/>
-                <w:b/>
-                <w:bCs/>
-                <w:color w:val="542A12"/>
-                <w:sz w:val="18"/>
-                <w:szCs w:val="18"/>
-              </w:rPr>
-              <w:t xml:space="preserve">Approved By</w:t>
-            </w:r>
-          </w:p>
-        </w:tc>
-      </w:tr>
-      <w:tr>
-        <w:tc>
-          <w:tcPr>
-            <w:tcW w:type="dxa" w:w="3120"/>
-            <w:tcBorders>
-              <w:top w:val="single" w:color="BFB3AA" w:sz="4"/>
-              <w:left w:val="single" w:color="BFB3AA" w:sz="4"/>
-              <w:bottom w:val="single" w:color="BFB3AA" w:sz="4"/>
-              <w:right w:val="single" w:color="BFB3AA" w:sz="4"/>
-            </w:tcBorders>
-            <w:tcMar>
-              <w:top w:type="dxa" w:w="200"/>
-              <w:left w:type="dxa" w:w="120"/>
-              <w:bottom w:type="dxa" w:w="200"/>
-              <w:right w:type="dxa" w:w="120"/>
-            </w:tcMar>
-          </w:tcPr>
-          <w:p>
-            <w:pPr>
-              <w:spacing w:after="240"/>
-            </w:pPr>
-            <w:r>
-              <w:rPr>
-                <w:rFonts w:ascii="Tahoma" w:cs="Tahoma" w:eastAsia="Tahoma" w:hAnsi="Tahoma"/>
-                <w:color w:val="595959"/>
-                <w:sz w:val="16"/>
-                <w:szCs w:val="16"/>
-              </w:rPr>
-              <w:t xml:space="preserve">HSE Representative</w:t>
-            </w:r>
-          </w:p>
-          <w:p>
-            <w:r>
-              <w:rPr>
-                <w:rFonts w:ascii="Tahoma" w:cs="Tahoma" w:eastAsia="Tahoma" w:hAnsi="Tahoma"/>
-                <w:color w:val="A0A0A0"/>
-                <w:sz w:val="14"/>
-                <w:szCs w:val="14"/>
-              </w:rPr>
-              <w:t xml:space="preserve">Signature / Date</w:t>
-            </w:r>
-          </w:p>
-        </w:tc>
-        <w:tc>
-          <w:tcPr>
-            <w:tcW w:type="dxa" w:w="3120"/>
-            <w:tcBorders>
-              <w:top w:val="single" w:color="BFB3AA" w:sz="4"/>
-              <w:left w:val="single" w:color="BFB3AA" w:sz="4"/>
-              <w:bottom w:val="single" w:color="BFB3AA" w:sz="4"/>
-              <w:right w:val="single" w:color="BFB3AA" w:sz="4"/>
-            </w:tcBorders>
-            <w:tcMar>
-              <w:top w:type="dxa" w:w="200"/>
-              <w:left w:type="dxa" w:w="120"/>
-              <w:bottom w:type="dxa" w:w="200"/>
-              <w:right w:type="dxa" w:w="120"/>
-            </w:tcMar>
-          </w:tcPr>
-          <w:p>
-            <w:pPr>
-              <w:spacing w:after="240"/>
-            </w:pPr>
-            <w:r>
-              <w:rPr>
-                <w:rFonts w:ascii="Tahoma" w:cs="Tahoma" w:eastAsia="Tahoma" w:hAnsi="Tahoma"/>
-                <w:color w:val="595959"/>
-                <w:sz w:val="16"/>
-                <w:szCs w:val="16"/>
-              </w:rPr>
-              <w:t xml:space="preserve">Competent Person (HSE)</w:t>
-            </w:r>
-          </w:p>
-          <w:p>
-            <w:r>
-              <w:rPr>
-                <w:rFonts w:ascii="Tahoma" w:cs="Tahoma" w:eastAsia="Tahoma" w:hAnsi="Tahoma"/>
-                <w:color w:val="A0A0A0"/>
-                <w:sz w:val="14"/>
-                <w:szCs w:val="14"/>
-              </w:rPr>
-              <w:t xml:space="preserve">Signature / Date</w:t>
-            </w:r>
-          </w:p>
-        </w:tc>
-        <w:tc>
-          <w:tcPr>
-            <w:tcW w:type="dxa" w:w="3120"/>
-            <w:tcBorders>
-              <w:top w:val="single" w:color="BFB3AA" w:sz="4"/>
-              <w:left w:val="single" w:color="BFB3AA" w:sz="4"/>
-              <w:bottom w:val="single" w:color="BFB3AA" w:sz="4"/>
-              <w:right w:val="single" w:color="BFB3AA" w:sz="4"/>
-            </w:tcBorders>
-            <w:tcMar>
-              <w:top w:type="dxa" w:w="200"/>
-              <w:left w:type="dxa" w:w="120"/>
-              <w:bottom w:type="dxa" w:w="200"/>
-              <w:right w:type="dxa" w:w="120"/>
-            </w:tcMar>
-          </w:tcPr>
-          <w:p>
-            <w:pPr>
-              <w:spacing w:after="240"/>
-            </w:pPr>
-            <w:r>
-              <w:rPr>
-                <w:rFonts w:ascii="Tahoma" w:cs="Tahoma" w:eastAsia="Tahoma" w:hAnsi="Tahoma"/>
-                <w:color w:val="595959"/>
-                <w:sz w:val="16"/>
-                <w:szCs w:val="16"/>
-              </w:rPr>
-              <w:t xml:space="preserve">Project Director / Manager</w:t>
-            </w:r>
-          </w:p>
-          <w:p>
-            <w:r>
-              <w:rPr>
-                <w:rFonts w:ascii="Tahoma" w:cs="Tahoma" w:eastAsia="Tahoma" w:hAnsi="Tahoma"/>
-                <w:color w:val="A0A0A0"/>
-                <w:sz w:val="14"/>
-                <w:szCs w:val="14"/>
-              </w:rPr>
-              <w:t xml:space="preserve">Signature / Date</w:t>
             </w:r>
           </w:p>
         </w:tc>

--- a/New HSSE Management System 2026/06-Operations/01-DAN-PRC-HSE-000016HTSTRS__Jun_2026_REV01_Heat_Stress_Control.docx
+++ b/New HSSE Management System 2026/06-Operations/01-DAN-PRC-HSE-000016HTSTRS__Jun_2026_REV01_Heat_Stress_Control.docx
@@ -678,6 +678,516 @@
           </w:r>
         </w:p>
         <w:p>
+          <w:pPr>
+            <w:spacing w:after="40" w:line="259"/>
+            <w:ind w:left="0"/>
+          </w:pPr>
+          <w:hyperlink w:anchor="_DanToc9000" w:history="1">
+            <w:r>
+              <w:rPr>
+                <w:rFonts w:ascii="Tahoma" w:hAnsi="Tahoma" w:cs="Tahoma"/>
+                <w:b/>
+                <w:color w:val="542A12"/>
+                <w:sz w:val="20"/>
+              </w:rPr>
+              <w:t xml:space="preserve">1.  Purpose</w:t>
+            </w:r>
+          </w:hyperlink>
+        </w:p>
+        <w:p>
+          <w:pPr>
+            <w:spacing w:after="40" w:line="259"/>
+            <w:ind w:left="0"/>
+          </w:pPr>
+          <w:hyperlink w:anchor="_DanToc9001" w:history="1">
+            <w:r>
+              <w:rPr>
+                <w:rFonts w:ascii="Tahoma" w:hAnsi="Tahoma" w:cs="Tahoma"/>
+                <w:b/>
+                <w:color w:val="542A12"/>
+                <w:sz w:val="20"/>
+              </w:rPr>
+              <w:t xml:space="preserve">2.  Scope</w:t>
+            </w:r>
+          </w:hyperlink>
+        </w:p>
+        <w:p>
+          <w:pPr>
+            <w:spacing w:after="40" w:line="259"/>
+            <w:ind w:left="0"/>
+          </w:pPr>
+          <w:hyperlink w:anchor="_DanToc9002" w:history="1">
+            <w:r>
+              <w:rPr>
+                <w:rFonts w:ascii="Tahoma" w:hAnsi="Tahoma" w:cs="Tahoma"/>
+                <w:b/>
+                <w:color w:val="542A12"/>
+                <w:sz w:val="20"/>
+              </w:rPr>
+              <w:t xml:space="preserve">3.  References</w:t>
+            </w:r>
+          </w:hyperlink>
+        </w:p>
+        <w:p>
+          <w:pPr>
+            <w:spacing w:after="40" w:line="259"/>
+            <w:ind w:left="0"/>
+          </w:pPr>
+          <w:hyperlink w:anchor="_DanToc9003" w:history="1">
+            <w:r>
+              <w:rPr>
+                <w:rFonts w:ascii="Tahoma" w:hAnsi="Tahoma" w:cs="Tahoma"/>
+                <w:b/>
+                <w:color w:val="542A12"/>
+                <w:sz w:val="20"/>
+              </w:rPr>
+              <w:t xml:space="preserve">4.  Deliverables</w:t>
+            </w:r>
+          </w:hyperlink>
+        </w:p>
+        <w:p>
+          <w:pPr>
+            <w:spacing w:after="40" w:line="259"/>
+            <w:ind w:left="0"/>
+          </w:pPr>
+          <w:hyperlink w:anchor="_DanToc9004" w:history="1">
+            <w:r>
+              <w:rPr>
+                <w:rFonts w:ascii="Tahoma" w:hAnsi="Tahoma" w:cs="Tahoma"/>
+                <w:b/>
+                <w:color w:val="542A12"/>
+                <w:sz w:val="20"/>
+              </w:rPr>
+              <w:t xml:space="preserve">5.  Heat Stress Policy</w:t>
+            </w:r>
+          </w:hyperlink>
+        </w:p>
+        <w:p>
+          <w:pPr>
+            <w:spacing w:after="40" w:line="259"/>
+            <w:ind w:left="0"/>
+          </w:pPr>
+          <w:hyperlink w:anchor="_DanToc9005" w:history="1">
+            <w:r>
+              <w:rPr>
+                <w:rFonts w:ascii="Tahoma" w:hAnsi="Tahoma" w:cs="Tahoma"/>
+                <w:b/>
+                <w:color w:val="542A12"/>
+                <w:sz w:val="20"/>
+              </w:rPr>
+              <w:t xml:space="preserve">6.  Heat Stress Danger Categories</w:t>
+            </w:r>
+          </w:hyperlink>
+        </w:p>
+        <w:p>
+          <w:pPr>
+            <w:spacing w:after="40" w:line="259"/>
+            <w:ind w:left="0"/>
+          </w:pPr>
+          <w:hyperlink w:anchor="_DanToc9006" w:history="1">
+            <w:r>
+              <w:rPr>
+                <w:rFonts w:ascii="Tahoma" w:hAnsi="Tahoma" w:cs="Tahoma"/>
+                <w:b/>
+                <w:color w:val="542A12"/>
+                <w:sz w:val="20"/>
+              </w:rPr>
+              <w:t xml:space="preserve">7.  Work Schedule</w:t>
+            </w:r>
+          </w:hyperlink>
+        </w:p>
+        <w:p>
+          <w:pPr>
+            <w:spacing w:after="40" w:line="259"/>
+            <w:ind w:left="0"/>
+          </w:pPr>
+          <w:hyperlink w:anchor="_DanToc9007" w:history="1">
+            <w:r>
+              <w:rPr>
+                <w:rFonts w:ascii="Tahoma" w:hAnsi="Tahoma" w:cs="Tahoma"/>
+                <w:b/>
+                <w:color w:val="542A12"/>
+                <w:sz w:val="20"/>
+              </w:rPr>
+              <w:t xml:space="preserve">8.  Special Considerations During Ramadan</w:t>
+            </w:r>
+          </w:hyperlink>
+        </w:p>
+        <w:p>
+          <w:pPr>
+            <w:spacing w:after="40" w:line="259"/>
+            <w:ind w:left="0"/>
+          </w:pPr>
+          <w:hyperlink w:anchor="_DanToc9008" w:history="1">
+            <w:r>
+              <w:rPr>
+                <w:rFonts w:ascii="Tahoma" w:hAnsi="Tahoma" w:cs="Tahoma"/>
+                <w:b/>
+                <w:color w:val="542A12"/>
+                <w:sz w:val="20"/>
+              </w:rPr>
+              <w:t xml:space="preserve">9.  Site Management — Control of Heat Stress</w:t>
+            </w:r>
+          </w:hyperlink>
+        </w:p>
+        <w:p>
+          <w:pPr>
+            <w:spacing w:after="40" w:line="259"/>
+            <w:ind w:left="360"/>
+          </w:pPr>
+          <w:hyperlink w:anchor="_DanToc9009" w:history="1">
+            <w:r>
+              <w:rPr>
+                <w:rFonts w:ascii="Tahoma" w:hAnsi="Tahoma" w:cs="Tahoma"/>
+                <w:color w:val="444444"/>
+                <w:sz w:val="19"/>
+              </w:rPr>
+              <w:t xml:space="preserve">9.1  Rehydration Aids / Supplements</w:t>
+            </w:r>
+          </w:hyperlink>
+        </w:p>
+        <w:p>
+          <w:pPr>
+            <w:spacing w:after="40" w:line="259"/>
+            <w:ind w:left="360"/>
+          </w:pPr>
+          <w:hyperlink w:anchor="_DanToc9010" w:history="1">
+            <w:r>
+              <w:rPr>
+                <w:rFonts w:ascii="Tahoma" w:hAnsi="Tahoma" w:cs="Tahoma"/>
+                <w:color w:val="444444"/>
+                <w:sz w:val="19"/>
+              </w:rPr>
+              <w:t xml:space="preserve">9.2  Ambient Temperature and Humidity Monitoring</w:t>
+            </w:r>
+          </w:hyperlink>
+        </w:p>
+        <w:p>
+          <w:pPr>
+            <w:spacing w:after="40" w:line="259"/>
+            <w:ind w:left="360"/>
+          </w:pPr>
+          <w:hyperlink w:anchor="_DanToc9011" w:history="1">
+            <w:r>
+              <w:rPr>
+                <w:rFonts w:ascii="Tahoma" w:hAnsi="Tahoma" w:cs="Tahoma"/>
+                <w:color w:val="444444"/>
+                <w:sz w:val="19"/>
+              </w:rPr>
+              <w:t xml:space="preserve">9.3  Shade</w:t>
+            </w:r>
+          </w:hyperlink>
+        </w:p>
+        <w:p>
+          <w:pPr>
+            <w:spacing w:after="40" w:line="259"/>
+            <w:ind w:left="360"/>
+          </w:pPr>
+          <w:hyperlink w:anchor="_DanToc9012" w:history="1">
+            <w:r>
+              <w:rPr>
+                <w:rFonts w:ascii="Tahoma" w:hAnsi="Tahoma" w:cs="Tahoma"/>
+                <w:color w:val="444444"/>
+                <w:sz w:val="19"/>
+              </w:rPr>
+              <w:t xml:space="preserve">9.4  Local Ventilation</w:t>
+            </w:r>
+          </w:hyperlink>
+        </w:p>
+        <w:p>
+          <w:pPr>
+            <w:spacing w:after="40" w:line="259"/>
+            <w:ind w:left="360"/>
+          </w:pPr>
+          <w:hyperlink w:anchor="_DanToc9013" w:history="1">
+            <w:r>
+              <w:rPr>
+                <w:rFonts w:ascii="Tahoma" w:hAnsi="Tahoma" w:cs="Tahoma"/>
+                <w:color w:val="444444"/>
+                <w:sz w:val="19"/>
+              </w:rPr>
+              <w:t xml:space="preserve">9.5  Portable Air-Cooling Systems</w:t>
+            </w:r>
+          </w:hyperlink>
+        </w:p>
+        <w:p>
+          <w:pPr>
+            <w:spacing w:after="40" w:line="259"/>
+            <w:ind w:left="0"/>
+          </w:pPr>
+          <w:hyperlink w:anchor="_DanToc9014" w:history="1">
+            <w:r>
+              <w:rPr>
+                <w:rFonts w:ascii="Tahoma" w:hAnsi="Tahoma" w:cs="Tahoma"/>
+                <w:b/>
+                <w:color w:val="542A12"/>
+                <w:sz w:val="20"/>
+              </w:rPr>
+              <w:t xml:space="preserve">10.  Personal Protective Controls</w:t>
+            </w:r>
+          </w:hyperlink>
+        </w:p>
+        <w:p>
+          <w:pPr>
+            <w:spacing w:after="40" w:line="259"/>
+            <w:ind w:left="360"/>
+          </w:pPr>
+          <w:hyperlink w:anchor="_DanToc9015" w:history="1">
+            <w:r>
+              <w:rPr>
+                <w:rFonts w:ascii="Tahoma" w:hAnsi="Tahoma" w:cs="Tahoma"/>
+                <w:color w:val="444444"/>
+                <w:sz w:val="19"/>
+              </w:rPr>
+              <w:t xml:space="preserve">10.1  Sun Protection</w:t>
+            </w:r>
+          </w:hyperlink>
+        </w:p>
+        <w:p>
+          <w:pPr>
+            <w:spacing w:after="40" w:line="259"/>
+            <w:ind w:left="360"/>
+          </w:pPr>
+          <w:hyperlink w:anchor="_DanToc9016" w:history="1">
+            <w:r>
+              <w:rPr>
+                <w:rFonts w:ascii="Tahoma" w:hAnsi="Tahoma" w:cs="Tahoma"/>
+                <w:color w:val="444444"/>
+                <w:sz w:val="19"/>
+              </w:rPr>
+              <w:t xml:space="preserve">10.2  Ice-Cooling Garments</w:t>
+            </w:r>
+          </w:hyperlink>
+        </w:p>
+        <w:p>
+          <w:pPr>
+            <w:spacing w:after="40" w:line="259"/>
+            <w:ind w:left="360"/>
+          </w:pPr>
+          <w:hyperlink w:anchor="_DanToc9017" w:history="1">
+            <w:r>
+              <w:rPr>
+                <w:rFonts w:ascii="Tahoma" w:hAnsi="Tahoma" w:cs="Tahoma"/>
+                <w:color w:val="444444"/>
+                <w:sz w:val="19"/>
+              </w:rPr>
+              <w:t xml:space="preserve">10.3  Clothing</w:t>
+            </w:r>
+          </w:hyperlink>
+        </w:p>
+        <w:p>
+          <w:pPr>
+            <w:spacing w:after="40" w:line="259"/>
+            <w:ind w:left="360"/>
+          </w:pPr>
+          <w:hyperlink w:anchor="_DanToc9018" w:history="1">
+            <w:r>
+              <w:rPr>
+                <w:rFonts w:ascii="Tahoma" w:hAnsi="Tahoma" w:cs="Tahoma"/>
+                <w:color w:val="444444"/>
+                <w:sz w:val="19"/>
+              </w:rPr>
+              <w:t xml:space="preserve">10.4  Wetted Clothing / Towels</w:t>
+            </w:r>
+          </w:hyperlink>
+        </w:p>
+        <w:p>
+          <w:pPr>
+            <w:spacing w:after="40" w:line="259"/>
+            <w:ind w:left="360"/>
+          </w:pPr>
+          <w:hyperlink w:anchor="_DanToc9019" w:history="1">
+            <w:r>
+              <w:rPr>
+                <w:rFonts w:ascii="Tahoma" w:hAnsi="Tahoma" w:cs="Tahoma"/>
+                <w:color w:val="444444"/>
+                <w:sz w:val="19"/>
+              </w:rPr>
+              <w:t xml:space="preserve">10.5  Acclimatisation</w:t>
+            </w:r>
+          </w:hyperlink>
+        </w:p>
+        <w:p>
+          <w:pPr>
+            <w:spacing w:after="40" w:line="259"/>
+            <w:ind w:left="360"/>
+          </w:pPr>
+          <w:hyperlink w:anchor="_DanToc9020" w:history="1">
+            <w:r>
+              <w:rPr>
+                <w:rFonts w:ascii="Tahoma" w:hAnsi="Tahoma" w:cs="Tahoma"/>
+                <w:color w:val="444444"/>
+                <w:sz w:val="19"/>
+              </w:rPr>
+              <w:t xml:space="preserve">10.6  Work / Rest Rotations</w:t>
+            </w:r>
+          </w:hyperlink>
+        </w:p>
+        <w:p>
+          <w:pPr>
+            <w:spacing w:after="40" w:line="259"/>
+            <w:ind w:left="360"/>
+          </w:pPr>
+          <w:hyperlink w:anchor="_DanToc9021" w:history="1">
+            <w:r>
+              <w:rPr>
+                <w:rFonts w:ascii="Tahoma" w:hAnsi="Tahoma" w:cs="Tahoma"/>
+                <w:color w:val="444444"/>
+                <w:sz w:val="19"/>
+              </w:rPr>
+              <w:t xml:space="preserve">10.7  Drinking Water</w:t>
+            </w:r>
+          </w:hyperlink>
+        </w:p>
+        <w:p>
+          <w:pPr>
+            <w:spacing w:after="40" w:line="259"/>
+            <w:ind w:left="360"/>
+          </w:pPr>
+          <w:hyperlink w:anchor="_DanToc9022" w:history="1">
+            <w:r>
+              <w:rPr>
+                <w:rFonts w:ascii="Tahoma" w:hAnsi="Tahoma" w:cs="Tahoma"/>
+                <w:color w:val="444444"/>
+                <w:sz w:val="19"/>
+              </w:rPr>
+              <w:t xml:space="preserve">10.8  Personal Monitoring and Buddy System</w:t>
+            </w:r>
+          </w:hyperlink>
+        </w:p>
+        <w:p>
+          <w:pPr>
+            <w:spacing w:after="40" w:line="259"/>
+            <w:ind w:left="0"/>
+          </w:pPr>
+          <w:hyperlink w:anchor="_DanToc9023" w:history="1">
+            <w:r>
+              <w:rPr>
+                <w:rFonts w:ascii="Tahoma" w:hAnsi="Tahoma" w:cs="Tahoma"/>
+                <w:b/>
+                <w:color w:val="542A12"/>
+                <w:sz w:val="20"/>
+              </w:rPr>
+              <w:t xml:space="preserve">11.  Training / Awareness Campaigns</w:t>
+            </w:r>
+          </w:hyperlink>
+        </w:p>
+        <w:p>
+          <w:pPr>
+            <w:spacing w:after="40" w:line="259"/>
+            <w:ind w:left="360"/>
+          </w:pPr>
+          <w:hyperlink w:anchor="_DanToc9024" w:history="1">
+            <w:r>
+              <w:rPr>
+                <w:rFonts w:ascii="Tahoma" w:hAnsi="Tahoma" w:cs="Tahoma"/>
+                <w:color w:val="444444"/>
+                <w:sz w:val="19"/>
+              </w:rPr>
+              <w:t xml:space="preserve">11.1  Heat Stress Awareness</w:t>
+            </w:r>
+          </w:hyperlink>
+        </w:p>
+        <w:p>
+          <w:pPr>
+            <w:spacing w:after="40" w:line="259"/>
+            <w:ind w:left="360"/>
+          </w:pPr>
+          <w:hyperlink w:anchor="_DanToc9025" w:history="1">
+            <w:r>
+              <w:rPr>
+                <w:rFonts w:ascii="Tahoma" w:hAnsi="Tahoma" w:cs="Tahoma"/>
+                <w:color w:val="444444"/>
+                <w:sz w:val="19"/>
+              </w:rPr>
+              <w:t xml:space="preserve">11.2  First Aid / Emergency Responders</w:t>
+            </w:r>
+          </w:hyperlink>
+        </w:p>
+        <w:p>
+          <w:pPr>
+            <w:spacing w:after="40" w:line="259"/>
+            <w:ind w:left="0"/>
+          </w:pPr>
+          <w:hyperlink w:anchor="_DanToc9026" w:history="1">
+            <w:r>
+              <w:rPr>
+                <w:rFonts w:ascii="Tahoma" w:hAnsi="Tahoma" w:cs="Tahoma"/>
+                <w:b/>
+                <w:color w:val="542A12"/>
+                <w:sz w:val="20"/>
+              </w:rPr>
+              <w:t xml:space="preserve">12.  Heat Disorder Emergency Procedures</w:t>
+            </w:r>
+          </w:hyperlink>
+        </w:p>
+        <w:p>
+          <w:pPr>
+            <w:spacing w:after="40" w:line="259"/>
+            <w:ind w:left="360"/>
+          </w:pPr>
+          <w:hyperlink w:anchor="_DanToc9027" w:history="1">
+            <w:r>
+              <w:rPr>
+                <w:rFonts w:ascii="Tahoma" w:hAnsi="Tahoma" w:cs="Tahoma"/>
+                <w:color w:val="444444"/>
+                <w:sz w:val="19"/>
+              </w:rPr>
+              <w:t xml:space="preserve">12.1  Recovery</w:t>
+            </w:r>
+          </w:hyperlink>
+        </w:p>
+        <w:p>
+          <w:pPr>
+            <w:spacing w:after="40" w:line="259"/>
+            <w:ind w:left="360"/>
+          </w:pPr>
+          <w:hyperlink w:anchor="_DanToc9028" w:history="1">
+            <w:r>
+              <w:rPr>
+                <w:rFonts w:ascii="Tahoma" w:hAnsi="Tahoma" w:cs="Tahoma"/>
+                <w:color w:val="444444"/>
+                <w:sz w:val="19"/>
+              </w:rPr>
+              <w:t xml:space="preserve">12.2  Steps Before the Medic or Ambulance Arrives</w:t>
+            </w:r>
+          </w:hyperlink>
+        </w:p>
+        <w:p>
+          <w:pPr>
+            <w:spacing w:after="40" w:line="259"/>
+            <w:ind w:left="0"/>
+          </w:pPr>
+          <w:hyperlink w:anchor="_DanToc9029" w:history="1">
+            <w:r>
+              <w:rPr>
+                <w:rFonts w:ascii="Tahoma" w:hAnsi="Tahoma" w:cs="Tahoma"/>
+                <w:b/>
+                <w:color w:val="542A12"/>
+                <w:sz w:val="20"/>
+              </w:rPr>
+              <w:t xml:space="preserve">13.  Documentation</w:t>
+            </w:r>
+          </w:hyperlink>
+        </w:p>
+        <w:p>
+          <w:pPr>
+            <w:spacing w:after="40" w:line="259"/>
+            <w:ind w:left="0"/>
+          </w:pPr>
+          <w:hyperlink w:anchor="_DanToc9030" w:history="1">
+            <w:r>
+              <w:rPr>
+                <w:rFonts w:ascii="Tahoma" w:hAnsi="Tahoma" w:cs="Tahoma"/>
+                <w:b/>
+                <w:color w:val="542A12"/>
+                <w:sz w:val="20"/>
+              </w:rPr>
+              <w:t xml:space="preserve">Revision History</w:t>
+            </w:r>
+          </w:hyperlink>
+        </w:p>
+        <w:p>
           <w:r>
             <w:fldChar w:fldCharType="end"/>
           </w:r>
@@ -693,9 +1203,11 @@
       <w:pPr>
         <w:pStyle w:val="Heading1"/>
       </w:pPr>
+      <w:bookmarkStart w:id="9000" w:name="_DanToc9000"/>
       <w:r>
         <w:t xml:space="preserve">1.  Purpose</w:t>
       </w:r>
+      <w:bookmarkEnd w:id="9000"/>
     </w:p>
     <w:p>
       <w:pPr>
@@ -715,9 +1227,11 @@
       <w:pPr>
         <w:pStyle w:val="Heading1"/>
       </w:pPr>
+      <w:bookmarkStart w:id="9001" w:name="_DanToc9001"/>
       <w:r>
         <w:t xml:space="preserve">2.  Scope</w:t>
       </w:r>
+      <w:bookmarkEnd w:id="9001"/>
     </w:p>
     <w:p>
       <w:pPr>
@@ -737,9 +1251,11 @@
       <w:pPr>
         <w:pStyle w:val="Heading1"/>
       </w:pPr>
+      <w:bookmarkStart w:id="9002" w:name="_DanToc9002"/>
       <w:r>
         <w:t xml:space="preserve">3.  References</w:t>
       </w:r>
+      <w:bookmarkEnd w:id="9002"/>
     </w:p>
     <w:p>
       <w:pPr>
@@ -859,9 +1375,11 @@
       <w:pPr>
         <w:pStyle w:val="Heading1"/>
       </w:pPr>
+      <w:bookmarkStart w:id="9003" w:name="_DanToc9003"/>
       <w:r>
         <w:t xml:space="preserve">4.  Deliverables</w:t>
       </w:r>
+      <w:bookmarkEnd w:id="9003"/>
     </w:p>
     <w:p>
       <w:pPr>
@@ -886,9 +1404,11 @@
       <w:pPr>
         <w:pStyle w:val="Heading1"/>
       </w:pPr>
+      <w:bookmarkStart w:id="9004" w:name="_DanToc9004"/>
       <w:r>
         <w:t xml:space="preserve">5.  Heat Stress Policy</w:t>
       </w:r>
+      <w:bookmarkEnd w:id="9004"/>
     </w:p>
     <w:p>
       <w:pPr>
@@ -927,9 +1447,11 @@
       <w:pPr>
         <w:pStyle w:val="Heading1"/>
       </w:pPr>
+      <w:bookmarkStart w:id="9005" w:name="_DanToc9005"/>
       <w:r>
         <w:t xml:space="preserve">6.  Heat Stress Danger Categories</w:t>
       </w:r>
+      <w:bookmarkEnd w:id="9005"/>
     </w:p>
     <w:p>
       <w:pPr>
@@ -1893,9 +2415,11 @@
       <w:pPr>
         <w:pStyle w:val="Heading1"/>
       </w:pPr>
+      <w:bookmarkStart w:id="9006" w:name="_DanToc9006"/>
       <w:r>
         <w:t xml:space="preserve">7.  Work Schedule</w:t>
       </w:r>
+      <w:bookmarkEnd w:id="9006"/>
     </w:p>
     <w:p>
       <w:pPr>
@@ -1977,9 +2501,11 @@
       <w:pPr>
         <w:pStyle w:val="Heading1"/>
       </w:pPr>
+      <w:bookmarkStart w:id="9007" w:name="_DanToc9007"/>
       <w:r>
         <w:t xml:space="preserve">8.  Special Considerations During Ramadan</w:t>
       </w:r>
+      <w:bookmarkEnd w:id="9007"/>
     </w:p>
     <w:p>
       <w:pPr>
@@ -2023,9 +2549,11 @@
       <w:pPr>
         <w:pStyle w:val="Heading1"/>
       </w:pPr>
+      <w:bookmarkStart w:id="9008" w:name="_DanToc9008"/>
       <w:r>
         <w:t xml:space="preserve">9.  Site Management — Control of Heat Stress</w:t>
       </w:r>
+      <w:bookmarkEnd w:id="9008"/>
     </w:p>
     <w:p>
       <w:pPr>
@@ -2241,9 +2769,11 @@
       <w:pPr>
         <w:pStyle w:val="Heading2"/>
       </w:pPr>
+      <w:bookmarkStart w:id="9009" w:name="_DanToc9009"/>
       <w:r>
         <w:t xml:space="preserve">9.1  Rehydration Aids / Supplements</w:t>
       </w:r>
+      <w:bookmarkEnd w:id="9009"/>
     </w:p>
     <w:p>
       <w:pPr>
@@ -2287,9 +2817,11 @@
       <w:pPr>
         <w:pStyle w:val="Heading2"/>
       </w:pPr>
+      <w:bookmarkStart w:id="9010" w:name="_DanToc9010"/>
       <w:r>
         <w:t xml:space="preserve">9.2  Ambient Temperature and Humidity Monitoring</w:t>
       </w:r>
+      <w:bookmarkEnd w:id="9010"/>
     </w:p>
     <w:p>
       <w:pPr>
@@ -2352,9 +2884,11 @@
       <w:pPr>
         <w:pStyle w:val="Heading2"/>
       </w:pPr>
+      <w:bookmarkStart w:id="9011" w:name="_DanToc9011"/>
       <w:r>
         <w:t xml:space="preserve">9.3  Shade</w:t>
       </w:r>
+      <w:bookmarkEnd w:id="9011"/>
     </w:p>
     <w:p>
       <w:pPr>
@@ -2398,9 +2932,11 @@
       <w:pPr>
         <w:pStyle w:val="Heading2"/>
       </w:pPr>
+      <w:bookmarkStart w:id="9012" w:name="_DanToc9012"/>
       <w:r>
         <w:t xml:space="preserve">9.4  Local Ventilation</w:t>
       </w:r>
+      <w:bookmarkEnd w:id="9012"/>
     </w:p>
     <w:p>
       <w:pPr>
@@ -2425,9 +2961,11 @@
       <w:pPr>
         <w:pStyle w:val="Heading2"/>
       </w:pPr>
+      <w:bookmarkStart w:id="9013" w:name="_DanToc9013"/>
       <w:r>
         <w:t xml:space="preserve">9.5  Portable Air-Cooling Systems</w:t>
       </w:r>
+      <w:bookmarkEnd w:id="9013"/>
     </w:p>
     <w:p>
       <w:pPr>
@@ -2452,9 +2990,11 @@
       <w:pPr>
         <w:pStyle w:val="Heading1"/>
       </w:pPr>
+      <w:bookmarkStart w:id="9014" w:name="_DanToc9014"/>
       <w:r>
         <w:t xml:space="preserve">10.  Personal Protective Controls</w:t>
       </w:r>
+      <w:bookmarkEnd w:id="9014"/>
     </w:p>
     <w:p>
       <w:pPr>
@@ -2474,9 +3014,11 @@
       <w:pPr>
         <w:pStyle w:val="Heading2"/>
       </w:pPr>
+      <w:bookmarkStart w:id="9015" w:name="_DanToc9015"/>
       <w:r>
         <w:t xml:space="preserve">10.1  Sun Protection</w:t>
       </w:r>
+      <w:bookmarkEnd w:id="9015"/>
     </w:p>
     <w:p>
       <w:pPr>
@@ -2545,9 +3087,11 @@
       <w:pPr>
         <w:pStyle w:val="Heading2"/>
       </w:pPr>
+      <w:bookmarkStart w:id="9016" w:name="_DanToc9016"/>
       <w:r>
         <w:t xml:space="preserve">10.2  Ice-Cooling Garments</w:t>
       </w:r>
+      <w:bookmarkEnd w:id="9016"/>
     </w:p>
     <w:p>
       <w:pPr>
@@ -2591,9 +3135,11 @@
       <w:pPr>
         <w:pStyle w:val="Heading2"/>
       </w:pPr>
+      <w:bookmarkStart w:id="9017" w:name="_DanToc9017"/>
       <w:r>
         <w:t xml:space="preserve">10.3  Clothing</w:t>
       </w:r>
+      <w:bookmarkEnd w:id="9017"/>
     </w:p>
     <w:p>
       <w:pPr>
@@ -2670,9 +3216,11 @@
       <w:pPr>
         <w:pStyle w:val="Heading2"/>
       </w:pPr>
+      <w:bookmarkStart w:id="9018" w:name="_DanToc9018"/>
       <w:r>
         <w:t xml:space="preserve">10.4  Wetted Clothing / Towels</w:t>
       </w:r>
+      <w:bookmarkEnd w:id="9018"/>
     </w:p>
     <w:p>
       <w:pPr>
@@ -2715,9 +3263,11 @@
       <w:pPr>
         <w:pStyle w:val="Heading2"/>
       </w:pPr>
+      <w:bookmarkStart w:id="9019" w:name="_DanToc9019"/>
       <w:r>
         <w:t xml:space="preserve">10.5  Acclimatisation</w:t>
       </w:r>
+      <w:bookmarkEnd w:id="9019"/>
     </w:p>
     <w:p>
       <w:pPr>
@@ -2760,9 +3310,11 @@
       <w:pPr>
         <w:pStyle w:val="Heading2"/>
       </w:pPr>
+      <w:bookmarkStart w:id="9020" w:name="_DanToc9020"/>
       <w:r>
         <w:t xml:space="preserve">10.6  Work / Rest Rotations</w:t>
       </w:r>
+      <w:bookmarkEnd w:id="9020"/>
     </w:p>
     <w:p>
       <w:pPr>
@@ -2825,9 +3377,11 @@
       <w:pPr>
         <w:pStyle w:val="Heading2"/>
       </w:pPr>
+      <w:bookmarkStart w:id="9021" w:name="_DanToc9021"/>
       <w:r>
         <w:t xml:space="preserve">10.7  Drinking Water</w:t>
       </w:r>
+      <w:bookmarkEnd w:id="9021"/>
     </w:p>
     <w:p>
       <w:pPr>
@@ -2934,9 +3488,11 @@
       <w:pPr>
         <w:pStyle w:val="Heading2"/>
       </w:pPr>
+      <w:bookmarkStart w:id="9022" w:name="_DanToc9022"/>
       <w:r>
         <w:t xml:space="preserve">10.8  Personal Monitoring and Buddy System</w:t>
       </w:r>
+      <w:bookmarkEnd w:id="9022"/>
     </w:p>
     <w:p>
       <w:pPr>
@@ -2980,9 +3536,11 @@
       <w:pPr>
         <w:pStyle w:val="Heading1"/>
       </w:pPr>
+      <w:bookmarkStart w:id="9023" w:name="_DanToc9023"/>
       <w:r>
         <w:t xml:space="preserve">11.  Training / Awareness Campaigns</w:t>
       </w:r>
+      <w:bookmarkEnd w:id="9023"/>
     </w:p>
     <w:p>
       <w:pPr>
@@ -3002,9 +3560,11 @@
       <w:pPr>
         <w:pStyle w:val="Heading2"/>
       </w:pPr>
+      <w:bookmarkStart w:id="9024" w:name="_DanToc9024"/>
       <w:r>
         <w:t xml:space="preserve">11.1  Heat Stress Awareness</w:t>
       </w:r>
+      <w:bookmarkEnd w:id="9024"/>
     </w:p>
     <w:p>
       <w:pPr>
@@ -3373,9 +3933,11 @@
       <w:pPr>
         <w:pStyle w:val="Heading2"/>
       </w:pPr>
+      <w:bookmarkStart w:id="9025" w:name="_DanToc9025"/>
       <w:r>
         <w:t xml:space="preserve">11.2  First Aid / Emergency Responders</w:t>
       </w:r>
+      <w:bookmarkEnd w:id="9025"/>
     </w:p>
     <w:p>
       <w:pPr>
@@ -3400,9 +3962,11 @@
       <w:pPr>
         <w:pStyle w:val="Heading1"/>
       </w:pPr>
+      <w:bookmarkStart w:id="9026" w:name="_DanToc9026"/>
       <w:r>
         <w:t xml:space="preserve">12.  Heat Disorder Emergency Procedures</w:t>
       </w:r>
+      <w:bookmarkEnd w:id="9026"/>
     </w:p>
     <w:p>
       <w:pPr>
@@ -3427,9 +3991,11 @@
       <w:pPr>
         <w:pStyle w:val="Heading2"/>
       </w:pPr>
+      <w:bookmarkStart w:id="9027" w:name="_DanToc9027"/>
       <w:r>
         <w:t xml:space="preserve">12.1  Recovery</w:t>
       </w:r>
+      <w:bookmarkEnd w:id="9027"/>
     </w:p>
     <w:p>
       <w:pPr>
@@ -3492,9 +4058,11 @@
       <w:pPr>
         <w:pStyle w:val="Heading2"/>
       </w:pPr>
+      <w:bookmarkStart w:id="9028" w:name="_DanToc9028"/>
       <w:r>
         <w:t xml:space="preserve">12.2  Steps Before the Medic or Ambulance Arrives</w:t>
       </w:r>
+      <w:bookmarkEnd w:id="9028"/>
     </w:p>
     <w:p>
       <w:pPr>
@@ -3573,9 +4141,11 @@
       <w:pPr>
         <w:pStyle w:val="Heading1"/>
       </w:pPr>
+      <w:bookmarkStart w:id="9029" w:name="_DanToc9029"/>
       <w:r>
         <w:t xml:space="preserve">13.  Documentation</w:t>
       </w:r>
+      <w:bookmarkEnd w:id="9029"/>
     </w:p>
     <w:p>
       <w:pPr>
@@ -3619,9 +4189,11 @@
       <w:pPr>
         <w:pStyle w:val="Heading1"/>
       </w:pPr>
+      <w:bookmarkStart w:id="9030" w:name="_DanToc9030"/>
       <w:r>
         <w:t xml:space="preserve">Revision History</w:t>
       </w:r>
+      <w:bookmarkEnd w:id="9030"/>
     </w:p>
     <w:tbl>
       <w:tblPr>
